--- a/exercises/Bài tập tổng hợp 10-15/Đề 5.docx
+++ b/exercises/Bài tập tổng hợp 10-15/Đề 5.docx
@@ -1,6 +1,6 @@
 
 <file path=word/document.xml><?xml version="1.0" encoding="utf-8"?>
-<w:document xmlns:wpc="http://schemas.microsoft.com/office/word/2010/wordprocessingCanvas" xmlns:cx="http://schemas.microsoft.com/office/drawing/2014/chartex" xmlns:cx1="http://schemas.microsoft.com/office/drawing/2015/9/8/chartex" xmlns:cx2="http://schemas.microsoft.com/office/drawing/2015/10/21/chartex" xmlns:cx3="http://schemas.microsoft.com/office/drawing/2016/5/9/chartex" xmlns:cx4="http://schemas.microsoft.com/office/drawing/2016/5/10/chartex" xmlns:cx5="http://schemas.microsoft.com/office/drawing/2016/5/11/chartex" xmlns:cx6="http://schemas.microsoft.com/office/drawing/2016/5/12/chartex" xmlns:cx7="http://schemas.microsoft.com/office/drawing/2016/5/13/chartex" xmlns:cx8="http://schemas.microsoft.com/office/drawing/2016/5/14/chartex" xmlns:mc="http://schemas.openxmlformats.org/markup-compatibility/2006" xmlns:aink="http://schemas.microsoft.com/office/drawing/2016/ink" xmlns:am3d="http://schemas.microsoft.com/office/drawing/2017/model3d" xmlns:o="urn:schemas-microsoft-com:office:office" xmlns:oel="http://schemas.microsoft.com/office/2019/extlst" xmlns:r="http://schemas.openxmlformats.org/officeDocument/2006/relationships" xmlns:m="http://schemas.openxmlformats.org/officeDocument/2006/math" xmlns:v="urn:schemas-microsoft-com:vml" xmlns:wp14="http://schemas.microsoft.com/office/word/2010/wordprocessingDrawing" xmlns:wp="http://schemas.openxmlformats.org/drawingml/2006/wordprocessingDrawing" xmlns:w10="urn:schemas-microsoft-com:office:word" xmlns:w="http://schemas.openxmlformats.org/wordprocessingml/2006/main" xmlns:w14="http://schemas.microsoft.com/office/word/2010/wordml" xmlns:w15="http://schemas.microsoft.com/office/word/2012/wordml" xmlns:w16cex="http://schemas.microsoft.com/office/word/2018/wordml/cex" xmlns:w16cid="http://schemas.microsoft.com/office/word/2016/wordml/cid" xmlns:w16="http://schemas.microsoft.com/office/word/2018/wordml" xmlns:w16du="http://schemas.microsoft.com/office/word/2023/wordml/word16du" xmlns:w16sdtdh="http://schemas.microsoft.com/office/word/2020/wordml/sdtdatahash" xmlns:w16sdtfl="http://schemas.microsoft.com/office/word/2024/wordml/sdtformatlock" xmlns:w16se="http://schemas.microsoft.com/office/word/2015/wordml/symex" xmlns:wpg="http://schemas.microsoft.com/office/word/2010/wordprocessingGroup" xmlns:wpi="http://schemas.microsoft.com/office/word/2010/wordprocessingInk" xmlns:wne="http://schemas.microsoft.com/office/word/2006/wordml" xmlns:wps="http://schemas.microsoft.com/office/word/2010/wordprocessingShape" mc:Ignorable="w14 w15 w16se w16cid w16 w16cex w16sdtdh w16sdtfl w16du wp14">
+<w:document xmlns:wpc="http://schemas.microsoft.com/office/word/2010/wordprocessingCanvas" xmlns:cx="http://schemas.microsoft.com/office/drawing/2014/chartex" xmlns:cx1="http://schemas.microsoft.com/office/drawing/2015/9/8/chartex" xmlns:cx2="http://schemas.microsoft.com/office/drawing/2015/10/21/chartex" xmlns:cx3="http://schemas.microsoft.com/office/drawing/2016/5/9/chartex" xmlns:cx4="http://schemas.microsoft.com/office/drawing/2016/5/10/chartex" xmlns:cx5="http://schemas.microsoft.com/office/drawing/2016/5/11/chartex" xmlns:cx6="http://schemas.microsoft.com/office/drawing/2016/5/12/chartex" xmlns:cx7="http://schemas.microsoft.com/office/drawing/2016/5/13/chartex" xmlns:cx8="http://schemas.microsoft.com/office/drawing/2016/5/14/chartex" xmlns:mc="http://schemas.openxmlformats.org/markup-compatibility/2006" xmlns:aink="http://schemas.microsoft.com/office/drawing/2016/ink" xmlns:am3d="http://schemas.microsoft.com/office/drawing/2017/model3d" xmlns:o="urn:schemas-microsoft-com:office:office" xmlns:oel="http://schemas.microsoft.com/office/2019/extlst" xmlns:r="http://schemas.openxmlformats.org/officeDocument/2006/relationships" xmlns:m="http://schemas.openxmlformats.org/officeDocument/2006/math" xmlns:v="urn:schemas-microsoft-com:vml" xmlns:wp14="http://schemas.microsoft.com/office/word/2010/wordprocessingDrawing" xmlns:wp="http://schemas.openxmlformats.org/drawingml/2006/wordprocessingDrawing" xmlns:w10="urn:schemas-microsoft-com:office:word" xmlns:w="http://schemas.openxmlformats.org/wordprocessingml/2006/main" xmlns:w14="http://schemas.microsoft.com/office/word/2010/wordml" xmlns:w15="http://schemas.microsoft.com/office/word/2012/wordml" xmlns:w16cei="http://schemas.microsoft.com/office/word/2026/wordml/cei" xmlns:w16cex="http://schemas.microsoft.com/office/word/2018/wordml/cex" xmlns:w16cid="http://schemas.microsoft.com/office/word/2016/wordml/cid" xmlns:w16="http://schemas.microsoft.com/office/word/2018/wordml" xmlns:w16du="http://schemas.microsoft.com/office/word/2023/wordml/word16du" xmlns:w16sdtdh="http://schemas.microsoft.com/office/word/2020/wordml/sdtdatahash" xmlns:w16sdtfl="http://schemas.microsoft.com/office/word/2024/wordml/sdtformatlock" xmlns:w16se="http://schemas.microsoft.com/office/word/2015/wordml/symex" xmlns:wpg="http://schemas.microsoft.com/office/word/2010/wordprocessingGroup" xmlns:wpi="http://schemas.microsoft.com/office/word/2010/wordprocessingInk" xmlns:wne="http://schemas.microsoft.com/office/word/2006/wordml" xmlns:wps="http://schemas.microsoft.com/office/word/2010/wordprocessingShape" mc:Ignorable="w14 w15 w16se w16cid w16 w16cex w16sdtdh w16sdtfl w16du wp14">
   <w:body>
     <w:p>
       <w:pPr>
@@ -3272,7 +3272,7 @@
           <w14:ligatures w14:val="none"/>
         </w:rPr>
         <w:pict w14:anchorId="707D240E">
-          <v:rect id="_x0000_i1094" style="width:0;height:1.5pt" o:hralign="center" o:hrstd="t" o:hr="t" fillcolor="#a0a0a0" stroked="f"/>
+          <v:rect id="_x0000_i1059" style="width:0;height:1.5pt" o:hralign="center" o:hrstd="t" o:hr="t" fillcolor="#a0a0a0" stroked="f"/>
         </w:pict>
       </w:r>
     </w:p>
@@ -3310,7 +3310,7 @@
           <w14:ligatures w14:val="none"/>
         </w:rPr>
         <w:pict w14:anchorId="0BDD1BFC">
-          <v:rect id="_x0000_i1095" style="width:0;height:1.5pt" o:hralign="center" o:hrstd="t" o:hr="t" fillcolor="#a0a0a0" stroked="f"/>
+          <v:rect id="_x0000_i1060" style="width:0;height:1.5pt" o:hralign="center" o:hrstd="t" o:hr="t" fillcolor="#a0a0a0" stroked="f"/>
         </w:pict>
       </w:r>
     </w:p>
@@ -3379,7 +3379,7 @@
           <w14:ligatures w14:val="none"/>
         </w:rPr>
         <w:pict w14:anchorId="3C873F6E">
-          <v:rect id="_x0000_i1096" style="width:0;height:1.5pt" o:hralign="center" o:hrstd="t" o:hr="t" fillcolor="#a0a0a0" stroked="f"/>
+          <v:rect id="_x0000_i1061" style="width:0;height:1.5pt" o:hralign="center" o:hrstd="t" o:hr="t" fillcolor="#a0a0a0" stroked="f"/>
         </w:pict>
       </w:r>
     </w:p>
@@ -3421,7 +3421,7 @@
           <w14:ligatures w14:val="none"/>
         </w:rPr>
         <w:pict w14:anchorId="2B99313C">
-          <v:rect id="_x0000_i1097" style="width:0;height:1.5pt" o:hralign="center" o:hrstd="t" o:hr="t" fillcolor="#a0a0a0" stroked="f"/>
+          <v:rect id="_x0000_i1062" style="width:0;height:1.5pt" o:hralign="center" o:hrstd="t" o:hr="t" fillcolor="#a0a0a0" stroked="f"/>
         </w:pict>
       </w:r>
     </w:p>
@@ -3464,7 +3464,7 @@
         </w:rPr>
         <w:lastRenderedPageBreak/>
         <w:pict w14:anchorId="2F028F35">
-          <v:rect id="_x0000_i1098" style="width:0;height:1.5pt" o:hralign="center" o:hrstd="t" o:hr="t" fillcolor="#a0a0a0" stroked="f"/>
+          <v:rect id="_x0000_i1063" style="width:0;height:1.5pt" o:hralign="center" o:hrstd="t" o:hr="t" fillcolor="#a0a0a0" stroked="f"/>
         </w:pict>
       </w:r>
     </w:p>
@@ -3506,7 +3506,7 @@
           <w14:ligatures w14:val="none"/>
         </w:rPr>
         <w:pict w14:anchorId="103CB7E1">
-          <v:rect id="_x0000_i1099" style="width:0;height:1.5pt" o:hralign="center" o:hrstd="t" o:hr="t" fillcolor="#a0a0a0" stroked="f"/>
+          <v:rect id="_x0000_i1064" style="width:0;height:1.5pt" o:hralign="center" o:hrstd="t" o:hr="t" fillcolor="#a0a0a0" stroked="f"/>
         </w:pict>
       </w:r>
     </w:p>
@@ -3548,7 +3548,7 @@
           <w14:ligatures w14:val="none"/>
         </w:rPr>
         <w:pict w14:anchorId="0466DB21">
-          <v:rect id="_x0000_i1100" style="width:0;height:1.5pt" o:hralign="center" o:hrstd="t" o:hr="t" fillcolor="#a0a0a0" stroked="f"/>
+          <v:rect id="_x0000_i1065" style="width:0;height:1.5pt" o:hralign="center" o:hrstd="t" o:hr="t" fillcolor="#a0a0a0" stroked="f"/>
         </w:pict>
       </w:r>
     </w:p>
@@ -3590,7 +3590,7 @@
           <w14:ligatures w14:val="none"/>
         </w:rPr>
         <w:pict w14:anchorId="78F130CA">
-          <v:rect id="_x0000_i1101" style="width:0;height:1.5pt" o:hralign="center" o:hrstd="t" o:hr="t" fillcolor="#a0a0a0" stroked="f"/>
+          <v:rect id="_x0000_i1066" style="width:0;height:1.5pt" o:hralign="center" o:hrstd="t" o:hr="t" fillcolor="#a0a0a0" stroked="f"/>
         </w:pict>
       </w:r>
     </w:p>
@@ -3632,7 +3632,7 @@
           <w14:ligatures w14:val="none"/>
         </w:rPr>
         <w:pict w14:anchorId="57E9B13D">
-          <v:rect id="_x0000_i1102" style="width:0;height:1.5pt" o:hralign="center" o:hrstd="t" o:hr="t" fillcolor="#a0a0a0" stroked="f"/>
+          <v:rect id="_x0000_i1067" style="width:0;height:1.5pt" o:hralign="center" o:hrstd="t" o:hr="t" fillcolor="#a0a0a0" stroked="f"/>
         </w:pict>
       </w:r>
     </w:p>
@@ -3674,7 +3674,7 @@
           <w14:ligatures w14:val="none"/>
         </w:rPr>
         <w:pict w14:anchorId="3B4154BE">
-          <v:rect id="_x0000_i1103" style="width:0;height:1.5pt" o:hralign="center" o:hrstd="t" o:hr="t" fillcolor="#a0a0a0" stroked="f"/>
+          <v:rect id="_x0000_i1068" style="width:0;height:1.5pt" o:hralign="center" o:hrstd="t" o:hr="t" fillcolor="#a0a0a0" stroked="f"/>
         </w:pict>
       </w:r>
     </w:p>
@@ -3716,7 +3716,7 @@
           <w14:ligatures w14:val="none"/>
         </w:rPr>
         <w:pict w14:anchorId="545CBFDC">
-          <v:rect id="_x0000_i1104" style="width:0;height:1.5pt" o:hralign="center" o:hrstd="t" o:hr="t" fillcolor="#a0a0a0" stroked="f"/>
+          <v:rect id="_x0000_i1069" style="width:0;height:1.5pt" o:hralign="center" o:hrstd="t" o:hr="t" fillcolor="#a0a0a0" stroked="f"/>
         </w:pict>
       </w:r>
     </w:p>
@@ -3758,7 +3758,7 @@
           <w14:ligatures w14:val="none"/>
         </w:rPr>
         <w:pict w14:anchorId="053935AA">
-          <v:rect id="_x0000_i1105" style="width:0;height:1.5pt" o:hralign="center" o:hrstd="t" o:hr="t" fillcolor="#a0a0a0" stroked="f"/>
+          <v:rect id="_x0000_i1070" style="width:0;height:1.5pt" o:hralign="center" o:hrstd="t" o:hr="t" fillcolor="#a0a0a0" stroked="f"/>
         </w:pict>
       </w:r>
     </w:p>
@@ -3778,7 +3778,7 @@
           <w14:ligatures w14:val="none"/>
         </w:rPr>
         <w:pict w14:anchorId="7ECC6CF5">
-          <v:rect id="_x0000_i1106" style="width:0;height:1.5pt" o:hralign="center" o:hrstd="t" o:hr="t" fillcolor="#a0a0a0" stroked="f"/>
+          <v:rect id="_x0000_i1071" style="width:0;height:1.5pt" o:hralign="center" o:hrstd="t" o:hr="t" fillcolor="#a0a0a0" stroked="f"/>
         </w:pict>
       </w:r>
     </w:p>
@@ -3843,7 +3843,7 @@
           <w14:ligatures w14:val="none"/>
         </w:rPr>
         <w:pict w14:anchorId="037CE7AC">
-          <v:rect id="_x0000_i1107" style="width:0;height:1.5pt" o:hralign="center" o:hrstd="t" o:hr="t" fillcolor="#a0a0a0" stroked="f"/>
+          <v:rect id="_x0000_i1072" style="width:0;height:1.5pt" o:hralign="center" o:hrstd="t" o:hr="t" fillcolor="#a0a0a0" stroked="f"/>
         </w:pict>
       </w:r>
     </w:p>
@@ -3881,7 +3881,7 @@
           <w14:ligatures w14:val="none"/>
         </w:rPr>
         <w:pict w14:anchorId="69D05DEA">
-          <v:rect id="_x0000_i1108" style="width:0;height:1.5pt" o:hralign="center" o:hrstd="t" o:hr="t" fillcolor="#a0a0a0" stroked="f"/>
+          <v:rect id="_x0000_i1073" style="width:0;height:1.5pt" o:hralign="center" o:hrstd="t" o:hr="t" fillcolor="#a0a0a0" stroked="f"/>
         </w:pict>
       </w:r>
     </w:p>
@@ -3951,7 +3951,7 @@
           <w14:ligatures w14:val="none"/>
         </w:rPr>
         <w:pict w14:anchorId="79AFCF31">
-          <v:rect id="_x0000_i1109" style="width:0;height:1.5pt" o:hralign="center" o:hrstd="t" o:hr="t" fillcolor="#a0a0a0" stroked="f"/>
+          <v:rect id="_x0000_i1074" style="width:0;height:1.5pt" o:hralign="center" o:hrstd="t" o:hr="t" fillcolor="#a0a0a0" stroked="f"/>
         </w:pict>
       </w:r>
     </w:p>
@@ -3993,7 +3993,7 @@
           <w14:ligatures w14:val="none"/>
         </w:rPr>
         <w:pict w14:anchorId="68AC8E4C">
-          <v:rect id="_x0000_i1110" style="width:0;height:1.5pt" o:hralign="center" o:hrstd="t" o:hr="t" fillcolor="#a0a0a0" stroked="f"/>
+          <v:rect id="_x0000_i1075" style="width:0;height:1.5pt" o:hralign="center" o:hrstd="t" o:hr="t" fillcolor="#a0a0a0" stroked="f"/>
         </w:pict>
       </w:r>
     </w:p>
@@ -4035,7 +4035,7 @@
           <w14:ligatures w14:val="none"/>
         </w:rPr>
         <w:pict w14:anchorId="3EDBF16C">
-          <v:rect id="_x0000_i1111" style="width:0;height:1.5pt" o:hralign="center" o:hrstd="t" o:hr="t" fillcolor="#a0a0a0" stroked="f"/>
+          <v:rect id="_x0000_i1076" style="width:0;height:1.5pt" o:hralign="center" o:hrstd="t" o:hr="t" fillcolor="#a0a0a0" stroked="f"/>
         </w:pict>
       </w:r>
     </w:p>
@@ -4077,7 +4077,7 @@
           <w14:ligatures w14:val="none"/>
         </w:rPr>
         <w:pict w14:anchorId="16C980B9">
-          <v:rect id="_x0000_i1112" style="width:0;height:1.5pt" o:hralign="center" o:hrstd="t" o:hr="t" fillcolor="#a0a0a0" stroked="f"/>
+          <v:rect id="_x0000_i1077" style="width:0;height:1.5pt" o:hralign="center" o:hrstd="t" o:hr="t" fillcolor="#a0a0a0" stroked="f"/>
         </w:pict>
       </w:r>
     </w:p>
@@ -4119,7 +4119,7 @@
           <w14:ligatures w14:val="none"/>
         </w:rPr>
         <w:pict w14:anchorId="4B5BED6F">
-          <v:rect id="_x0000_i1113" style="width:0;height:1.5pt" o:hralign="center" o:hrstd="t" o:hr="t" fillcolor="#a0a0a0" stroked="f"/>
+          <v:rect id="_x0000_i1078" style="width:0;height:1.5pt" o:hralign="center" o:hrstd="t" o:hr="t" fillcolor="#a0a0a0" stroked="f"/>
         </w:pict>
       </w:r>
     </w:p>
@@ -4161,7 +4161,7 @@
           <w14:ligatures w14:val="none"/>
         </w:rPr>
         <w:pict w14:anchorId="20B085F4">
-          <v:rect id="_x0000_i1114" style="width:0;height:1.5pt" o:hralign="center" o:hrstd="t" o:hr="t" fillcolor="#a0a0a0" stroked="f"/>
+          <v:rect id="_x0000_i1079" style="width:0;height:1.5pt" o:hralign="center" o:hrstd="t" o:hr="t" fillcolor="#a0a0a0" stroked="f"/>
         </w:pict>
       </w:r>
     </w:p>
@@ -4203,7 +4203,7 @@
           <w14:ligatures w14:val="none"/>
         </w:rPr>
         <w:pict w14:anchorId="2F0FB82F">
-          <v:rect id="_x0000_i1115" style="width:0;height:1.5pt" o:hralign="center" o:hrstd="t" o:hr="t" fillcolor="#a0a0a0" stroked="f"/>
+          <v:rect id="_x0000_i1080" style="width:0;height:1.5pt" o:hralign="center" o:hrstd="t" o:hr="t" fillcolor="#a0a0a0" stroked="f"/>
         </w:pict>
       </w:r>
     </w:p>
@@ -4245,7 +4245,7 @@
           <w14:ligatures w14:val="none"/>
         </w:rPr>
         <w:pict w14:anchorId="0919B50D">
-          <v:rect id="_x0000_i1116" style="width:0;height:1.5pt" o:hralign="center" o:hrstd="t" o:hr="t" fillcolor="#a0a0a0" stroked="f"/>
+          <v:rect id="_x0000_i1081" style="width:0;height:1.5pt" o:hralign="center" o:hrstd="t" o:hr="t" fillcolor="#a0a0a0" stroked="f"/>
         </w:pict>
       </w:r>
     </w:p>
@@ -4287,7 +4287,7 @@
           <w14:ligatures w14:val="none"/>
         </w:rPr>
         <w:pict w14:anchorId="3A435C42">
-          <v:rect id="_x0000_i1117" style="width:0;height:1.5pt" o:hralign="center" o:hrstd="t" o:hr="t" fillcolor="#a0a0a0" stroked="f"/>
+          <v:rect id="_x0000_i1082" style="width:0;height:1.5pt" o:hralign="center" o:hrstd="t" o:hr="t" fillcolor="#a0a0a0" stroked="f"/>
         </w:pict>
       </w:r>
     </w:p>
@@ -4329,7 +4329,7 @@
           <w14:ligatures w14:val="none"/>
         </w:rPr>
         <w:pict w14:anchorId="45373415">
-          <v:rect id="_x0000_i1118" style="width:0;height:1.5pt" o:hralign="center" o:hrstd="t" o:hr="t" fillcolor="#a0a0a0" stroked="f"/>
+          <v:rect id="_x0000_i1083" style="width:0;height:1.5pt" o:hralign="center" o:hrstd="t" o:hr="t" fillcolor="#a0a0a0" stroked="f"/>
         </w:pict>
       </w:r>
     </w:p>
@@ -4349,7 +4349,7 @@
           <w14:ligatures w14:val="none"/>
         </w:rPr>
         <w:pict w14:anchorId="71D5D6E1">
-          <v:rect id="_x0000_i1119" style="width:0;height:1.5pt" o:hralign="center" o:hrstd="t" o:hr="t" fillcolor="#a0a0a0" stroked="f"/>
+          <v:rect id="_x0000_i1084" style="width:0;height:1.5pt" o:hralign="center" o:hrstd="t" o:hr="t" fillcolor="#a0a0a0" stroked="f"/>
         </w:pict>
       </w:r>
     </w:p>
@@ -4446,7 +4446,7 @@
           <w14:ligatures w14:val="none"/>
         </w:rPr>
         <w:pict w14:anchorId="33A159FE">
-          <v:rect id="_x0000_i1120" style="width:0;height:1.5pt" o:hralign="center" o:hrstd="t" o:hr="t" fillcolor="#a0a0a0" stroked="f"/>
+          <v:rect id="_x0000_i1085" style="width:0;height:1.5pt" o:hralign="center" o:hrstd="t" o:hr="t" fillcolor="#a0a0a0" stroked="f"/>
         </w:pict>
       </w:r>
     </w:p>
@@ -4488,7 +4488,7 @@
           <w14:ligatures w14:val="none"/>
         </w:rPr>
         <w:pict w14:anchorId="5006409C">
-          <v:rect id="_x0000_i1121" style="width:0;height:1.5pt" o:hralign="center" o:hrstd="t" o:hr="t" fillcolor="#a0a0a0" stroked="f"/>
+          <v:rect id="_x0000_i1086" style="width:0;height:1.5pt" o:hralign="center" o:hrstd="t" o:hr="t" fillcolor="#a0a0a0" stroked="f"/>
         </w:pict>
       </w:r>
     </w:p>
@@ -4530,7 +4530,7 @@
           <w14:ligatures w14:val="none"/>
         </w:rPr>
         <w:pict w14:anchorId="1AE98AA0">
-          <v:rect id="_x0000_i1122" style="width:0;height:1.5pt" o:hralign="center" o:hrstd="t" o:hr="t" fillcolor="#a0a0a0" stroked="f"/>
+          <v:rect id="_x0000_i1087" style="width:0;height:1.5pt" o:hralign="center" o:hrstd="t" o:hr="t" fillcolor="#a0a0a0" stroked="f"/>
         </w:pict>
       </w:r>
     </w:p>
@@ -4572,7 +4572,7 @@
           <w14:ligatures w14:val="none"/>
         </w:rPr>
         <w:pict w14:anchorId="0C77C976">
-          <v:rect id="_x0000_i1123" style="width:0;height:1.5pt" o:hralign="center" o:hrstd="t" o:hr="t" fillcolor="#a0a0a0" stroked="f"/>
+          <v:rect id="_x0000_i1088" style="width:0;height:1.5pt" o:hralign="center" o:hrstd="t" o:hr="t" fillcolor="#a0a0a0" stroked="f"/>
         </w:pict>
       </w:r>
     </w:p>
@@ -4614,7 +4614,7 @@
           <w14:ligatures w14:val="none"/>
         </w:rPr>
         <w:pict w14:anchorId="6A786338">
-          <v:rect id="_x0000_i1124" style="width:0;height:1.5pt" o:hralign="center" o:hrstd="t" o:hr="t" fillcolor="#a0a0a0" stroked="f"/>
+          <v:rect id="_x0000_i1089" style="width:0;height:1.5pt" o:hralign="center" o:hrstd="t" o:hr="t" fillcolor="#a0a0a0" stroked="f"/>
         </w:pict>
       </w:r>
     </w:p>
@@ -4683,7 +4683,7 @@
           <w14:ligatures w14:val="none"/>
         </w:rPr>
         <w:pict w14:anchorId="278353C1">
-          <v:rect id="_x0000_i1125" style="width:0;height:1.5pt" o:hralign="center" o:hrstd="t" o:hr="t" fillcolor="#a0a0a0" stroked="f"/>
+          <v:rect id="_x0000_i1090" style="width:0;height:1.5pt" o:hralign="center" o:hrstd="t" o:hr="t" fillcolor="#a0a0a0" stroked="f"/>
         </w:pict>
       </w:r>
     </w:p>
@@ -4725,7 +4725,7 @@
           <w14:ligatures w14:val="none"/>
         </w:rPr>
         <w:pict w14:anchorId="7430E8FA">
-          <v:rect id="_x0000_i1126" style="width:0;height:1.5pt" o:hralign="center" o:hrstd="t" o:hr="t" fillcolor="#a0a0a0" stroked="f"/>
+          <v:rect id="_x0000_i1091" style="width:0;height:1.5pt" o:hralign="center" o:hrstd="t" o:hr="t" fillcolor="#a0a0a0" stroked="f"/>
         </w:pict>
       </w:r>
     </w:p>
@@ -4767,7 +4767,7 @@
           <w14:ligatures w14:val="none"/>
         </w:rPr>
         <w:pict w14:anchorId="1366C52B">
-          <v:rect id="_x0000_i1127" style="width:0;height:1.5pt" o:hralign="center" o:hrstd="t" o:hr="t" fillcolor="#a0a0a0" stroked="f"/>
+          <v:rect id="_x0000_i1092" style="width:0;height:1.5pt" o:hralign="center" o:hrstd="t" o:hr="t" fillcolor="#a0a0a0" stroked="f"/>
         </w:pict>
       </w:r>
     </w:p>
@@ -4809,7 +4809,7 @@
           <w14:ligatures w14:val="none"/>
         </w:rPr>
         <w:pict w14:anchorId="68A6D052">
-          <v:rect id="_x0000_i1128" style="width:0;height:1.5pt" o:hralign="center" o:hrstd="t" o:hr="t" fillcolor="#a0a0a0" stroked="f"/>
+          <v:rect id="_x0000_i1093" style="width:0;height:1.5pt" o:hralign="center" o:hrstd="t" o:hr="t" fillcolor="#a0a0a0" stroked="f"/>
         </w:pict>
       </w:r>
     </w:p>
@@ -4851,7 +4851,7 @@
           <w14:ligatures w14:val="none"/>
         </w:rPr>
         <w:pict w14:anchorId="6292C17D">
-          <v:rect id="_x0000_i1129" style="width:0;height:1.5pt" o:hralign="center" o:hrstd="t" o:hr="t" fillcolor="#a0a0a0" stroked="f"/>
+          <v:rect id="_x0000_i1094" style="width:0;height:1.5pt" o:hralign="center" o:hrstd="t" o:hr="t" fillcolor="#a0a0a0" stroked="f"/>
         </w:pict>
       </w:r>
     </w:p>
@@ -4871,7 +4871,7 @@
           <w14:ligatures w14:val="none"/>
         </w:rPr>
         <w:pict w14:anchorId="3315C13C">
-          <v:rect id="_x0000_i1130" style="width:0;height:1.5pt" o:hralign="center" o:hrstd="t" o:hr="t" fillcolor="#a0a0a0" stroked="f"/>
+          <v:rect id="_x0000_i1095" style="width:0;height:1.5pt" o:hralign="center" o:hrstd="t" o:hr="t" fillcolor="#a0a0a0" stroked="f"/>
         </w:pict>
       </w:r>
     </w:p>
@@ -4899,6 +4899,7 @@
           <w:szCs w:val="48"/>
           <w14:ligatures w14:val="none"/>
         </w:rPr>
+        <w:lastRenderedPageBreak/>
         <w:t>PHẦN 8. WRITING (10 điểm)</w:t>
       </w:r>
     </w:p>
@@ -4926,7 +4927,6 @@
           <w:szCs w:val="36"/>
           <w14:ligatures w14:val="none"/>
         </w:rPr>
-        <w:lastRenderedPageBreak/>
         <w:t>A. Viết câu hoàn chỉnh</w:t>
       </w:r>
     </w:p>
@@ -4968,7 +4968,7 @@
           <w14:ligatures w14:val="none"/>
         </w:rPr>
         <w:pict w14:anchorId="64A2F90E">
-          <v:rect id="_x0000_i1131" style="width:0;height:1.5pt" o:hralign="center" o:hrstd="t" o:hr="t" fillcolor="#a0a0a0" stroked="f"/>
+          <v:rect id="_x0000_i1096" style="width:0;height:1.5pt" o:hralign="center" o:hrstd="t" o:hr="t" fillcolor="#a0a0a0" stroked="f"/>
         </w:pict>
       </w:r>
     </w:p>
@@ -5010,7 +5010,7 @@
           <w14:ligatures w14:val="none"/>
         </w:rPr>
         <w:pict w14:anchorId="5B397B41">
-          <v:rect id="_x0000_i1132" style="width:0;height:1.5pt" o:hralign="center" o:hrstd="t" o:hr="t" fillcolor="#a0a0a0" stroked="f"/>
+          <v:rect id="_x0000_i1097" style="width:0;height:1.5pt" o:hralign="center" o:hrstd="t" o:hr="t" fillcolor="#a0a0a0" stroked="f"/>
         </w:pict>
       </w:r>
     </w:p>
@@ -5052,7 +5052,7 @@
           <w14:ligatures w14:val="none"/>
         </w:rPr>
         <w:pict w14:anchorId="473A5F67">
-          <v:rect id="_x0000_i1133" style="width:0;height:1.5pt" o:hralign="center" o:hrstd="t" o:hr="t" fillcolor="#a0a0a0" stroked="f"/>
+          <v:rect id="_x0000_i1098" style="width:0;height:1.5pt" o:hralign="center" o:hrstd="t" o:hr="t" fillcolor="#a0a0a0" stroked="f"/>
         </w:pict>
       </w:r>
     </w:p>
@@ -5094,7 +5094,7 @@
           <w14:ligatures w14:val="none"/>
         </w:rPr>
         <w:pict w14:anchorId="256AD6C0">
-          <v:rect id="_x0000_i1134" style="width:0;height:1.5pt" o:hralign="center" o:hrstd="t" o:hr="t" fillcolor="#a0a0a0" stroked="f"/>
+          <v:rect id="_x0000_i1099" style="width:0;height:1.5pt" o:hralign="center" o:hrstd="t" o:hr="t" fillcolor="#a0a0a0" stroked="f"/>
         </w:pict>
       </w:r>
     </w:p>
@@ -5136,7 +5136,7 @@
           <w14:ligatures w14:val="none"/>
         </w:rPr>
         <w:pict w14:anchorId="0EBD3F8C">
-          <v:rect id="_x0000_i1135" style="width:0;height:1.5pt" o:hralign="center" o:hrstd="t" o:hr="t" fillcolor="#a0a0a0" stroked="f"/>
+          <v:rect id="_x0000_i1100" style="width:0;height:1.5pt" o:hralign="center" o:hrstd="t" o:hr="t" fillcolor="#a0a0a0" stroked="f"/>
         </w:pict>
       </w:r>
     </w:p>
@@ -5156,7 +5156,7 @@
           <w14:ligatures w14:val="none"/>
         </w:rPr>
         <w:pict w14:anchorId="0D3B8F64">
-          <v:rect id="_x0000_i1136" style="width:0;height:1.5pt" o:hralign="center" o:hrstd="t" o:hr="t" fillcolor="#a0a0a0" stroked="f"/>
+          <v:rect id="_x0000_i1101" style="width:0;height:1.5pt" o:hralign="center" o:hrstd="t" o:hr="t" fillcolor="#a0a0a0" stroked="f"/>
         </w:pict>
       </w:r>
     </w:p>
@@ -5527,7 +5527,7 @@
           <w14:ligatures w14:val="none"/>
         </w:rPr>
         <w:pict w14:anchorId="40F8A547">
-          <v:rect id="_x0000_i1137" style="width:0;height:1.5pt" o:hralign="center" o:hrstd="t" o:hr="t" fillcolor="#a0a0a0" stroked="f"/>
+          <v:rect id="_x0000_i1102" style="width:0;height:1.5pt" o:hralign="center" o:hrstd="t" o:hr="t" fillcolor="#a0a0a0" stroked="f"/>
         </w:pict>
       </w:r>
     </w:p>
@@ -5546,8 +5546,9 @@
           <w:kern w:val="0"/>
           <w14:ligatures w14:val="none"/>
         </w:rPr>
+        <w:lastRenderedPageBreak/>
         <w:pict w14:anchorId="1DE9663E">
-          <v:rect id="_x0000_i1138" style="width:0;height:1.5pt" o:hralign="center" o:hrstd="t" o:hr="t" fillcolor="#a0a0a0" stroked="f"/>
+          <v:rect id="_x0000_i1103" style="width:0;height:1.5pt" o:hralign="center" o:hrstd="t" o:hr="t" fillcolor="#a0a0a0" stroked="f"/>
         </w:pict>
       </w:r>
     </w:p>
@@ -5567,7 +5568,7 @@
           <w14:ligatures w14:val="none"/>
         </w:rPr>
         <w:pict w14:anchorId="1E041D03">
-          <v:rect id="_x0000_i1139" style="width:0;height:1.5pt" o:hralign="center" o:hrstd="t" o:hr="t" fillcolor="#a0a0a0" stroked="f"/>
+          <v:rect id="_x0000_i1104" style="width:0;height:1.5pt" o:hralign="center" o:hrstd="t" o:hr="t" fillcolor="#a0a0a0" stroked="f"/>
         </w:pict>
       </w:r>
     </w:p>
@@ -5587,7 +5588,7 @@
           <w14:ligatures w14:val="none"/>
         </w:rPr>
         <w:pict w14:anchorId="1ED9B051">
-          <v:rect id="_x0000_i1140" style="width:0;height:1.5pt" o:hralign="center" o:hrstd="t" o:hr="t" fillcolor="#a0a0a0" stroked="f"/>
+          <v:rect id="_x0000_i1105" style="width:0;height:1.5pt" o:hralign="center" o:hrstd="t" o:hr="t" fillcolor="#a0a0a0" stroked="f"/>
         </w:pict>
       </w:r>
     </w:p>
@@ -5606,9 +5607,8 @@
           <w:kern w:val="0"/>
           <w14:ligatures w14:val="none"/>
         </w:rPr>
-        <w:lastRenderedPageBreak/>
         <w:pict w14:anchorId="204DDE0E">
-          <v:rect id="_x0000_i1141" style="width:0;height:1.5pt" o:hralign="center" o:hrstd="t" o:hr="t" fillcolor="#a0a0a0" stroked="f"/>
+          <v:rect id="_x0000_i1106" style="width:0;height:1.5pt" o:hralign="center" o:hrstd="t" o:hr="t" fillcolor="#a0a0a0" stroked="f"/>
         </w:pict>
       </w:r>
     </w:p>
@@ -5628,7 +5628,7 @@
           <w14:ligatures w14:val="none"/>
         </w:rPr>
         <w:pict w14:anchorId="664C95A0">
-          <v:rect id="_x0000_i1142" style="width:0;height:1.5pt" o:hralign="center" o:hrstd="t" o:hr="t" fillcolor="#a0a0a0" stroked="f"/>
+          <v:rect id="_x0000_i1107" style="width:0;height:1.5pt" o:hralign="center" o:hrstd="t" o:hr="t" fillcolor="#a0a0a0" stroked="f"/>
         </w:pict>
       </w:r>
     </w:p>
@@ -5648,7 +5648,7 @@
           <w14:ligatures w14:val="none"/>
         </w:rPr>
         <w:pict w14:anchorId="23151376">
-          <v:rect id="_x0000_i1143" style="width:0;height:1.5pt" o:hralign="center" o:hrstd="t" o:hr="t" fillcolor="#a0a0a0" stroked="f"/>
+          <v:rect id="_x0000_i1108" style="width:0;height:1.5pt" o:hralign="center" o:hrstd="t" o:hr="t" fillcolor="#a0a0a0" stroked="f"/>
         </w:pict>
       </w:r>
     </w:p>
@@ -6107,7 +6107,7 @@
           <w14:ligatures w14:val="none"/>
         </w:rPr>
         <w:pict w14:anchorId="67B40855">
-          <v:rect id="_x0000_i1197" style="width:0;height:1.5pt" o:hralign="center" o:hrstd="t" o:hr="t" fillcolor="#a0a0a0" stroked="f"/>
+          <v:rect id="_x0000_i1109" style="width:0;height:1.5pt" o:hralign="center" o:hrstd="t" o:hr="t" fillcolor="#a0a0a0" stroked="f"/>
         </w:pict>
       </w:r>
     </w:p>
@@ -6279,6 +6279,7 @@
           <w:kern w:val="0"/>
           <w14:ligatures w14:val="none"/>
         </w:rPr>
+        <w:lastRenderedPageBreak/>
         <w:t>are singing</w:t>
       </w:r>
     </w:p>
@@ -6351,7 +6352,6 @@
           <w:kern w:val="0"/>
           <w14:ligatures w14:val="none"/>
         </w:rPr>
-        <w:lastRenderedPageBreak/>
         <w:t>walks</w:t>
       </w:r>
     </w:p>
@@ -6395,7 +6395,7 @@
           <w14:ligatures w14:val="none"/>
         </w:rPr>
         <w:pict w14:anchorId="00B08F82">
-          <v:rect id="_x0000_i1198" style="width:0;height:1.5pt" o:hralign="center" o:hrstd="t" o:hr="t" fillcolor="#a0a0a0" stroked="f"/>
+          <v:rect id="_x0000_i1110" style="width:0;height:1.5pt" o:hralign="center" o:hrstd="t" o:hr="t" fillcolor="#a0a0a0" stroked="f"/>
         </w:pict>
       </w:r>
     </w:p>
@@ -6682,7 +6682,7 @@
           <w14:ligatures w14:val="none"/>
         </w:rPr>
         <w:pict w14:anchorId="107E0D8D">
-          <v:rect id="_x0000_i1199" style="width:0;height:1.5pt" o:hralign="center" o:hrstd="t" o:hr="t" fillcolor="#a0a0a0" stroked="f"/>
+          <v:rect id="_x0000_i1111" style="width:0;height:1.5pt" o:hralign="center" o:hrstd="t" o:hr="t" fillcolor="#a0a0a0" stroked="f"/>
         </w:pict>
       </w:r>
     </w:p>
@@ -6969,7 +6969,7 @@
           <w14:ligatures w14:val="none"/>
         </w:rPr>
         <w:pict w14:anchorId="4EDA8ADA">
-          <v:rect id="_x0000_i1200" style="width:0;height:1.5pt" o:hralign="center" o:hrstd="t" o:hr="t" fillcolor="#a0a0a0" stroked="f"/>
+          <v:rect id="_x0000_i1112" style="width:0;height:1.5pt" o:hralign="center" o:hrstd="t" o:hr="t" fillcolor="#a0a0a0" stroked="f"/>
         </w:pict>
       </w:r>
     </w:p>
@@ -7021,6 +7021,7 @@
           <w:kern w:val="0"/>
           <w14:ligatures w14:val="none"/>
         </w:rPr>
+        <w:lastRenderedPageBreak/>
         <w:t>They went to the beach.</w:t>
       </w:r>
     </w:p>
@@ -7069,7 +7070,6 @@
           <w:kern w:val="0"/>
           <w14:ligatures w14:val="none"/>
         </w:rPr>
-        <w:lastRenderedPageBreak/>
         <w:t>She was building a sandcastle.</w:t>
       </w:r>
     </w:p>
@@ -7257,7 +7257,7 @@
           <w14:ligatures w14:val="none"/>
         </w:rPr>
         <w:pict w14:anchorId="310DAE1E">
-          <v:rect id="_x0000_i1201" style="width:0;height:1.5pt" o:hralign="center" o:hrstd="t" o:hr="t" fillcolor="#a0a0a0" stroked="f"/>
+          <v:rect id="_x0000_i1113" style="width:0;height:1.5pt" o:hralign="center" o:hrstd="t" o:hr="t" fillcolor="#a0a0a0" stroked="f"/>
         </w:pict>
       </w:r>
     </w:p>
@@ -7544,7 +7544,7 @@
           <w14:ligatures w14:val="none"/>
         </w:rPr>
         <w:pict w14:anchorId="74DD79AE">
-          <v:rect id="_x0000_i1202" style="width:0;height:1.5pt" o:hralign="center" o:hrstd="t" o:hr="t" fillcolor="#a0a0a0" stroked="f"/>
+          <v:rect id="_x0000_i1114" style="width:0;height:1.5pt" o:hralign="center" o:hrstd="t" o:hr="t" fillcolor="#a0a0a0" stroked="f"/>
         </w:pict>
       </w:r>
     </w:p>
@@ -7778,7 +7778,7 @@
           <w14:ligatures w14:val="none"/>
         </w:rPr>
         <w:pict w14:anchorId="6F91FEAC">
-          <v:rect id="_x0000_i1203" style="width:0;height:1.5pt" o:hralign="center" o:hrstd="t" o:hr="t" fillcolor="#a0a0a0" stroked="f"/>
+          <v:rect id="_x0000_i1115" style="width:0;height:1.5pt" o:hralign="center" o:hrstd="t" o:hr="t" fillcolor="#a0a0a0" stroked="f"/>
         </w:pict>
       </w:r>
     </w:p>
@@ -7806,6 +7806,7 @@
           <w:szCs w:val="36"/>
           <w14:ligatures w14:val="none"/>
         </w:rPr>
+        <w:lastRenderedPageBreak/>
         <w:t>B. Dịch sang tiếng Việt</w:t>
       </w:r>
     </w:p>
@@ -7830,7 +7831,6 @@
           <w:kern w:val="0"/>
           <w14:ligatures w14:val="none"/>
         </w:rPr>
-        <w:lastRenderedPageBreak/>
         <w:t>Chị gái/Em gái tôi thường thức dậy lúc 6 giờ sáng.</w:t>
       </w:r>
     </w:p>
@@ -7946,7 +7946,7 @@
           <w14:ligatures w14:val="none"/>
         </w:rPr>
         <w:pict w14:anchorId="4EE3ED11">
-          <v:rect id="_x0000_i1204" style="width:0;height:1.5pt" o:hralign="center" o:hrstd="t" o:hr="t" fillcolor="#a0a0a0" stroked="f"/>
+          <v:rect id="_x0000_i1116" style="width:0;height:1.5pt" o:hralign="center" o:hrstd="t" o:hr="t" fillcolor="#a0a0a0" stroked="f"/>
         </w:pict>
       </w:r>
     </w:p>
@@ -8140,7 +8140,7 @@
           <w14:ligatures w14:val="none"/>
         </w:rPr>
         <w:pict w14:anchorId="190A8443">
-          <v:rect id="_x0000_i1205" style="width:0;height:1.5pt" o:hralign="center" o:hrstd="t" o:hr="t" fillcolor="#a0a0a0" stroked="f"/>
+          <v:rect id="_x0000_i1117" style="width:0;height:1.5pt" o:hralign="center" o:hrstd="t" o:hr="t" fillcolor="#a0a0a0" stroked="f"/>
         </w:pict>
       </w:r>
     </w:p>
@@ -8205,7 +8205,7 @@
           <w14:ligatures w14:val="none"/>
         </w:rPr>
         <w:pict w14:anchorId="4380C512">
-          <v:rect id="_x0000_i1206" style="width:0;height:1.5pt" o:hralign="center" o:hrstd="t" o:hr="t" fillcolor="#a0a0a0" stroked="f"/>
+          <v:rect id="_x0000_i1118" style="width:0;height:1.5pt" o:hralign="center" o:hrstd="t" o:hr="t" fillcolor="#a0a0a0" stroked="f"/>
         </w:pict>
       </w:r>
     </w:p>
@@ -8221,7 +8221,7 @@
 </file>
 
 <file path=word/numbering.xml><?xml version="1.0" encoding="utf-8"?>
-<w:numbering xmlns:wpc="http://schemas.microsoft.com/office/word/2010/wordprocessingCanvas" xmlns:cx="http://schemas.microsoft.com/office/drawing/2014/chartex" xmlns:cx1="http://schemas.microsoft.com/office/drawing/2015/9/8/chartex" xmlns:cx2="http://schemas.microsoft.com/office/drawing/2015/10/21/chartex" xmlns:cx3="http://schemas.microsoft.com/office/drawing/2016/5/9/chartex" xmlns:cx4="http://schemas.microsoft.com/office/drawing/2016/5/10/chartex" xmlns:cx5="http://schemas.microsoft.com/office/drawing/2016/5/11/chartex" xmlns:cx6="http://schemas.microsoft.com/office/drawing/2016/5/12/chartex" xmlns:cx7="http://schemas.microsoft.com/office/drawing/2016/5/13/chartex" xmlns:cx8="http://schemas.microsoft.com/office/drawing/2016/5/14/chartex" xmlns:mc="http://schemas.openxmlformats.org/markup-compatibility/2006" xmlns:aink="http://schemas.microsoft.com/office/drawing/2016/ink" xmlns:am3d="http://schemas.microsoft.com/office/drawing/2017/model3d" xmlns:o="urn:schemas-microsoft-com:office:office" xmlns:oel="http://schemas.microsoft.com/office/2019/extlst" xmlns:r="http://schemas.openxmlformats.org/officeDocument/2006/relationships" xmlns:m="http://schemas.openxmlformats.org/officeDocument/2006/math" xmlns:v="urn:schemas-microsoft-com:vml" xmlns:wp14="http://schemas.microsoft.com/office/word/2010/wordprocessingDrawing" xmlns:wp="http://schemas.openxmlformats.org/drawingml/2006/wordprocessingDrawing" xmlns:w10="urn:schemas-microsoft-com:office:word" xmlns:w="http://schemas.openxmlformats.org/wordprocessingml/2006/main" xmlns:w14="http://schemas.microsoft.com/office/word/2010/wordml" xmlns:w15="http://schemas.microsoft.com/office/word/2012/wordml" xmlns:w16cex="http://schemas.microsoft.com/office/word/2018/wordml/cex" xmlns:w16cid="http://schemas.microsoft.com/office/word/2016/wordml/cid" xmlns:w16="http://schemas.microsoft.com/office/word/2018/wordml" xmlns:w16du="http://schemas.microsoft.com/office/word/2023/wordml/word16du" xmlns:w16sdtdh="http://schemas.microsoft.com/office/word/2020/wordml/sdtdatahash" xmlns:w16sdtfl="http://schemas.microsoft.com/office/word/2024/wordml/sdtformatlock" xmlns:w16se="http://schemas.microsoft.com/office/word/2015/wordml/symex" xmlns:wpg="http://schemas.microsoft.com/office/word/2010/wordprocessingGroup" xmlns:wpi="http://schemas.microsoft.com/office/word/2010/wordprocessingInk" xmlns:wne="http://schemas.microsoft.com/office/word/2006/wordml" xmlns:wps="http://schemas.microsoft.com/office/word/2010/wordprocessingShape" mc:Ignorable="w14 w15 w16se w16cid w16 w16cex w16sdtdh w16sdtfl w16du wp14">
+<w:numbering xmlns:wpc="http://schemas.microsoft.com/office/word/2010/wordprocessingCanvas" xmlns:cx="http://schemas.microsoft.com/office/drawing/2014/chartex" xmlns:cx1="http://schemas.microsoft.com/office/drawing/2015/9/8/chartex" xmlns:cx2="http://schemas.microsoft.com/office/drawing/2015/10/21/chartex" xmlns:cx3="http://schemas.microsoft.com/office/drawing/2016/5/9/chartex" xmlns:cx4="http://schemas.microsoft.com/office/drawing/2016/5/10/chartex" xmlns:cx5="http://schemas.microsoft.com/office/drawing/2016/5/11/chartex" xmlns:cx6="http://schemas.microsoft.com/office/drawing/2016/5/12/chartex" xmlns:cx7="http://schemas.microsoft.com/office/drawing/2016/5/13/chartex" xmlns:cx8="http://schemas.microsoft.com/office/drawing/2016/5/14/chartex" xmlns:mc="http://schemas.openxmlformats.org/markup-compatibility/2006" xmlns:aink="http://schemas.microsoft.com/office/drawing/2016/ink" xmlns:am3d="http://schemas.microsoft.com/office/drawing/2017/model3d" xmlns:o="urn:schemas-microsoft-com:office:office" xmlns:oel="http://schemas.microsoft.com/office/2019/extlst" xmlns:r="http://schemas.openxmlformats.org/officeDocument/2006/relationships" xmlns:m="http://schemas.openxmlformats.org/officeDocument/2006/math" xmlns:v="urn:schemas-microsoft-com:vml" xmlns:wp14="http://schemas.microsoft.com/office/word/2010/wordprocessingDrawing" xmlns:wp="http://schemas.openxmlformats.org/drawingml/2006/wordprocessingDrawing" xmlns:w10="urn:schemas-microsoft-com:office:word" xmlns:w="http://schemas.openxmlformats.org/wordprocessingml/2006/main" xmlns:w14="http://schemas.microsoft.com/office/word/2010/wordml" xmlns:w15="http://schemas.microsoft.com/office/word/2012/wordml" xmlns:w16cei="http://schemas.microsoft.com/office/word/2026/wordml/cei" xmlns:w16cex="http://schemas.microsoft.com/office/word/2018/wordml/cex" xmlns:w16cid="http://schemas.microsoft.com/office/word/2016/wordml/cid" xmlns:w16="http://schemas.microsoft.com/office/word/2018/wordml" xmlns:w16du="http://schemas.microsoft.com/office/word/2023/wordml/word16du" xmlns:w16sdtdh="http://schemas.microsoft.com/office/word/2020/wordml/sdtdatahash" xmlns:w16sdtfl="http://schemas.microsoft.com/office/word/2024/wordml/sdtformatlock" xmlns:w16se="http://schemas.microsoft.com/office/word/2015/wordml/symex" xmlns:wpg="http://schemas.microsoft.com/office/word/2010/wordprocessingGroup" xmlns:wpi="http://schemas.microsoft.com/office/word/2010/wordprocessingInk" xmlns:wne="http://schemas.microsoft.com/office/word/2006/wordml" xmlns:wps="http://schemas.microsoft.com/office/word/2010/wordprocessingShape" mc:Ignorable="w14 w15 w16se w16cid w16 w16cex w16sdtdh w16sdtfl w16du wp14">
   <w:abstractNum w:abstractNumId="0" w15:restartNumberingAfterBreak="0">
     <w:nsid w:val="01472C63"/>
     <w:multiLevelType w:val="multilevel"/>

--- a/exercises/Bài tập tổng hợp 10-15/Đề 5.docx
+++ b/exercises/Bài tập tổng hợp 10-15/Đề 5.docx
@@ -3310,7 +3310,7 @@
           <w14:ligatures w14:val="none"/>
         </w:rPr>
         <w:pict w14:anchorId="0BDD1BFC">
-          <v:rect id="_x0000_i1060" style="width:0;height:1.5pt" o:hralign="center" o:hrstd="t" o:hr="t" fillcolor="#a0a0a0" stroked="f"/>
+          <v:rect id="_x0000_i1121" style="width:0;height:1.5pt" o:hralign="center" o:hrstd="t" o:hr="t" fillcolor="#a0a0a0" stroked="f"/>
         </w:pict>
       </w:r>
     </w:p>
@@ -3462,7 +3462,6 @@
           <w:kern w:val="0"/>
           <w14:ligatures w14:val="none"/>
         </w:rPr>
-        <w:lastRenderedPageBreak/>
         <w:pict w14:anchorId="2F028F35">
           <v:rect id="_x0000_i1063" style="width:0;height:1.5pt" o:hralign="center" o:hrstd="t" o:hr="t" fillcolor="#a0a0a0" stroked="f"/>
         </w:pict>
@@ -3862,7 +3861,16 @@
           <w:kern w:val="0"/>
           <w14:ligatures w14:val="none"/>
         </w:rPr>
-        <w:t>Mike loves sports. He plays basketball every Tuesday and Thursday. Yesterday he had an important match. While he was playing, one of his teammates fell down. The referee stopped the game for a few minutes. Fortunately, the player was fine and the match continued. Mike's team won the game. Today Mike is resting at home because he feels a little tired.</w:t>
+        <w:t xml:space="preserve">Mike loves sports. He plays basketball every Tuesday and Thursday. Yesterday he had an important match. While he was playing, one of his teammates fell down. The referee stopped the </w:t>
+      </w:r>
+      <w:r>
+        <w:rPr>
+          <w:rFonts w:ascii="Times New Roman" w:eastAsia="Times New Roman" w:hAnsi="Times New Roman" w:cs="Times New Roman"/>
+          <w:kern w:val="0"/>
+          <w14:ligatures w14:val="none"/>
+        </w:rPr>
+        <w:lastRenderedPageBreak/>
+        <w:t>game for a few minutes. Fortunately, the player was fine and the match continued. Mike's team won the game. Today Mike is resting at home because he feels a little tired.</w:t>
       </w:r>
     </w:p>
     <w:p>
@@ -3931,7 +3939,6 @@
           <w:kern w:val="0"/>
           <w14:ligatures w14:val="none"/>
         </w:rPr>
-        <w:lastRenderedPageBreak/>
         <w:t>What sport does Mike play?</w:t>
       </w:r>
     </w:p>
@@ -4348,6 +4355,7 @@
           <w:kern w:val="0"/>
           <w14:ligatures w14:val="none"/>
         </w:rPr>
+        <w:lastRenderedPageBreak/>
         <w:pict w14:anchorId="71D5D6E1">
           <v:rect id="_x0000_i1084" style="width:0;height:1.5pt" o:hralign="center" o:hrstd="t" o:hr="t" fillcolor="#a0a0a0" stroked="f"/>
         </w:pict>
@@ -4426,7 +4434,6 @@
           <w:kern w:val="0"/>
           <w14:ligatures w14:val="none"/>
         </w:rPr>
-        <w:lastRenderedPageBreak/>
         <w:t>Tôi luôn dậy sớm vào các ngày trong tuần.</w:t>
       </w:r>
     </w:p>
@@ -4832,6 +4839,7 @@
           <w:kern w:val="0"/>
           <w14:ligatures w14:val="none"/>
         </w:rPr>
+        <w:lastRenderedPageBreak/>
         <w:t>Tom is talking to his teacher at the moment.</w:t>
       </w:r>
     </w:p>
@@ -4899,7 +4907,6 @@
           <w:szCs w:val="48"/>
           <w14:ligatures w14:val="none"/>
         </w:rPr>
-        <w:lastRenderedPageBreak/>
         <w:t>PHẦN 8. WRITING (10 điểm)</w:t>
       </w:r>
     </w:p>
@@ -5464,6 +5471,7 @@
           <w:kern w:val="0"/>
           <w14:ligatures w14:val="none"/>
         </w:rPr>
+        <w:lastRenderedPageBreak/>
         <w:t>What did you do yesterday?</w:t>
       </w:r>
     </w:p>
@@ -5546,7 +5554,6 @@
           <w:kern w:val="0"/>
           <w14:ligatures w14:val="none"/>
         </w:rPr>
-        <w:lastRenderedPageBreak/>
         <w:pict w14:anchorId="1DE9663E">
           <v:rect id="_x0000_i1103" style="width:0;height:1.5pt" o:hralign="center" o:hrstd="t" o:hr="t" fillcolor="#a0a0a0" stroked="f"/>
         </w:pict>
@@ -6159,6 +6166,7 @@
           <w:kern w:val="0"/>
           <w14:ligatures w14:val="none"/>
         </w:rPr>
+        <w:lastRenderedPageBreak/>
         <w:t>wakes</w:t>
       </w:r>
     </w:p>
@@ -6279,7 +6287,6 @@
           <w:kern w:val="0"/>
           <w14:ligatures w14:val="none"/>
         </w:rPr>
-        <w:lastRenderedPageBreak/>
         <w:t>are singing</w:t>
       </w:r>
     </w:p>
@@ -6997,6 +7004,7 @@
           <w:szCs w:val="48"/>
           <w14:ligatures w14:val="none"/>
         </w:rPr>
+        <w:lastRenderedPageBreak/>
         <w:t>ĐÁP ÁN PHẦN 5. READING COMPREHENSION (10 điểm)</w:t>
       </w:r>
     </w:p>
@@ -7021,7 +7029,6 @@
           <w:kern w:val="0"/>
           <w14:ligatures w14:val="none"/>
         </w:rPr>
-        <w:lastRenderedPageBreak/>
         <w:t>They went to the beach.</w:t>
       </w:r>
     </w:p>
@@ -7759,6 +7766,7 @@
           <w:kern w:val="0"/>
           <w14:ligatures w14:val="none"/>
         </w:rPr>
+        <w:lastRenderedPageBreak/>
         <w:t>They were playing volleyball at 4 p.m. yesterday.</w:t>
       </w:r>
     </w:p>
@@ -7806,7 +7814,6 @@
           <w:szCs w:val="36"/>
           <w14:ligatures w14:val="none"/>
         </w:rPr>
-        <w:lastRenderedPageBreak/>
         <w:t>B. Dịch sang tiếng Việt</w:t>
       </w:r>
     </w:p>

--- a/exercises/Bài tập tổng hợp 10-15/Đề 5.docx
+++ b/exercises/Bài tập tổng hợp 10-15/Đề 5.docx
@@ -3310,7 +3310,7 @@
           <w14:ligatures w14:val="none"/>
         </w:rPr>
         <w:pict w14:anchorId="0BDD1BFC">
-          <v:rect id="_x0000_i1121" style="width:0;height:1.5pt" o:hralign="center" o:hrstd="t" o:hr="t" fillcolor="#a0a0a0" stroked="f"/>
+          <v:rect id="_x0000_i1060" style="width:0;height:1.5pt" o:hralign="center" o:hrstd="t" o:hr="t" fillcolor="#a0a0a0" stroked="f"/>
         </w:pict>
       </w:r>
     </w:p>
@@ -3462,6 +3462,7 @@
           <w:kern w:val="0"/>
           <w14:ligatures w14:val="none"/>
         </w:rPr>
+        <w:lastRenderedPageBreak/>
         <w:pict w14:anchorId="2F028F35">
           <v:rect id="_x0000_i1063" style="width:0;height:1.5pt" o:hralign="center" o:hrstd="t" o:hr="t" fillcolor="#a0a0a0" stroked="f"/>
         </w:pict>
@@ -3861,16 +3862,7 @@
           <w:kern w:val="0"/>
           <w14:ligatures w14:val="none"/>
         </w:rPr>
-        <w:t xml:space="preserve">Mike loves sports. He plays basketball every Tuesday and Thursday. Yesterday he had an important match. While he was playing, one of his teammates fell down. The referee stopped the </w:t>
-      </w:r>
-      <w:r>
-        <w:rPr>
-          <w:rFonts w:ascii="Times New Roman" w:eastAsia="Times New Roman" w:hAnsi="Times New Roman" w:cs="Times New Roman"/>
-          <w:kern w:val="0"/>
-          <w14:ligatures w14:val="none"/>
-        </w:rPr>
-        <w:lastRenderedPageBreak/>
-        <w:t>game for a few minutes. Fortunately, the player was fine and the match continued. Mike's team won the game. Today Mike is resting at home because he feels a little tired.</w:t>
+        <w:t>Mike loves sports. He plays basketball every Tuesday and Thursday. Yesterday he had an important match. While he was playing, one of his teammates fell down. The referee stopped the game for a few minutes. Fortunately, the player was fine and the match continued. Mike's team won the game. Today Mike is resting at home because he feels a little tired.</w:t>
       </w:r>
     </w:p>
     <w:p>
@@ -3939,6 +3931,7 @@
           <w:kern w:val="0"/>
           <w14:ligatures w14:val="none"/>
         </w:rPr>
+        <w:lastRenderedPageBreak/>
         <w:t>What sport does Mike play?</w:t>
       </w:r>
     </w:p>
@@ -4355,7 +4348,6 @@
           <w:kern w:val="0"/>
           <w14:ligatures w14:val="none"/>
         </w:rPr>
-        <w:lastRenderedPageBreak/>
         <w:pict w14:anchorId="71D5D6E1">
           <v:rect id="_x0000_i1084" style="width:0;height:1.5pt" o:hralign="center" o:hrstd="t" o:hr="t" fillcolor="#a0a0a0" stroked="f"/>
         </w:pict>
@@ -4434,6 +4426,7 @@
           <w:kern w:val="0"/>
           <w14:ligatures w14:val="none"/>
         </w:rPr>
+        <w:lastRenderedPageBreak/>
         <w:t>Tôi luôn dậy sớm vào các ngày trong tuần.</w:t>
       </w:r>
     </w:p>
@@ -4839,7 +4832,6 @@
           <w:kern w:val="0"/>
           <w14:ligatures w14:val="none"/>
         </w:rPr>
-        <w:lastRenderedPageBreak/>
         <w:t>Tom is talking to his teacher at the moment.</w:t>
       </w:r>
     </w:p>
@@ -4934,6 +4926,7 @@
           <w:szCs w:val="36"/>
           <w14:ligatures w14:val="none"/>
         </w:rPr>
+        <w:lastRenderedPageBreak/>
         <w:t>A. Viết câu hoàn chỉnh</w:t>
       </w:r>
     </w:p>
@@ -5471,7 +5464,6 @@
           <w:kern w:val="0"/>
           <w14:ligatures w14:val="none"/>
         </w:rPr>
-        <w:lastRenderedPageBreak/>
         <w:t>What did you do yesterday?</w:t>
       </w:r>
     </w:p>
@@ -5614,6 +5606,7 @@
           <w:kern w:val="0"/>
           <w14:ligatures w14:val="none"/>
         </w:rPr>
+        <w:lastRenderedPageBreak/>
         <w:pict w14:anchorId="204DDE0E">
           <v:rect id="_x0000_i1106" style="width:0;height:1.5pt" o:hralign="center" o:hrstd="t" o:hr="t" fillcolor="#a0a0a0" stroked="f"/>
         </w:pict>
@@ -6166,7 +6159,6 @@
           <w:kern w:val="0"/>
           <w14:ligatures w14:val="none"/>
         </w:rPr>
-        <w:lastRenderedPageBreak/>
         <w:t>wakes</w:t>
       </w:r>
     </w:p>
@@ -6359,6 +6351,7 @@
           <w:kern w:val="0"/>
           <w14:ligatures w14:val="none"/>
         </w:rPr>
+        <w:lastRenderedPageBreak/>
         <w:t>walks</w:t>
       </w:r>
     </w:p>
@@ -7004,7 +6997,6 @@
           <w:szCs w:val="48"/>
           <w14:ligatures w14:val="none"/>
         </w:rPr>
-        <w:lastRenderedPageBreak/>
         <w:t>ĐÁP ÁN PHẦN 5. READING COMPREHENSION (10 điểm)</w:t>
       </w:r>
     </w:p>
@@ -7077,6 +7069,7 @@
           <w:kern w:val="0"/>
           <w14:ligatures w14:val="none"/>
         </w:rPr>
+        <w:lastRenderedPageBreak/>
         <w:t>She was building a sandcastle.</w:t>
       </w:r>
     </w:p>
@@ -7608,6 +7601,18 @@
         </w:rPr>
         <w:t>A. Dịch sang tiếng Anh</w:t>
       </w:r>
+      <w:r>
+        <w:rPr>
+          <w:rFonts w:ascii="Times New Roman" w:eastAsia="Times New Roman" w:hAnsi="Times New Roman" w:cs="Times New Roman"/>
+          <w:b/>
+          <w:bCs/>
+          <w:kern w:val="0"/>
+          <w:sz w:val="36"/>
+          <w:szCs w:val="36"/>
+          <w14:ligatures w14:val="none"/>
+        </w:rPr>
+        <w:t xml:space="preserve">  </w:t>
+      </w:r>
     </w:p>
     <w:p>
       <w:pPr>
@@ -7766,7 +7771,6 @@
           <w:kern w:val="0"/>
           <w14:ligatures w14:val="none"/>
         </w:rPr>
-        <w:lastRenderedPageBreak/>
         <w:t>They were playing volleyball at 4 p.m. yesterday.</w:t>
       </w:r>
     </w:p>
@@ -7838,6 +7842,7 @@
           <w:kern w:val="0"/>
           <w14:ligatures w14:val="none"/>
         </w:rPr>
+        <w:lastRenderedPageBreak/>
         <w:t>Chị gái/Em gái tôi thường thức dậy lúc 6 giờ sáng.</w:t>
       </w:r>
     </w:p>
@@ -18470,4 +18475,16 @@
     </a:ext>
   </a:extLst>
 </a:theme>
+</file>
+
+<file path=customXml/item1.xml><?xml version="1.0" encoding="utf-8"?>
+<b:Sources xmlns:b="http://schemas.openxmlformats.org/officeDocument/2006/bibliography" xmlns="http://schemas.openxmlformats.org/officeDocument/2006/bibliography" SelectedStyle="\APASixthEditionOfficeOnline.xsl" StyleName="APA" Version="6"/>
+</file>
+
+<file path=customXml/itemProps1.xml><?xml version="1.0" encoding="utf-8"?>
+<ds:datastoreItem xmlns:ds="http://schemas.openxmlformats.org/officeDocument/2006/customXml" ds:itemID="{A9335EEE-CD61-42C3-A025-95F9FF176F65}">
+  <ds:schemaRefs>
+    <ds:schemaRef ds:uri="http://schemas.openxmlformats.org/officeDocument/2006/bibliography"/>
+  </ds:schemaRefs>
+</ds:datastoreItem>
 </file>